--- a/documentation/1 - SFD_Specification_fonctionnelle.docx
+++ b/documentation/1 - SFD_Specification_fonctionnelle.docx
@@ -149,7 +149,7 @@
           </w:tcPr>
           <w:p>
             <w:r>
-              <w:t>CYNA-SFD-002</w:t>
+              <w:t>CYNA-SFD-001</w:t>
             </w:r>
           </w:p>
         </w:tc>
@@ -187,7 +187,7 @@
           </w:tcPr>
           <w:p>
             <w:r>
-              <w:t>2.0</w:t>
+              <w:t>1.0</w:t>
             </w:r>
           </w:p>
         </w:tc>
@@ -6700,7 +6700,7 @@
         <w:color w:val="626273"/>
         <w:sz w:val="16"/>
       </w:rPr>
-      <w:t>CYNA  ·  CYNA-SFD-002</w:t>
+      <w:t>CYNA  ·  CYNA-SFD-001</w:t>
     </w:r>
   </w:p>
 </w:hdr>
@@ -6719,7 +6719,7 @@
         <w:color w:val="626273"/>
         <w:sz w:val="16"/>
       </w:rPr>
-      <w:t>CYNA  ·  CYNA-SFD-002</w:t>
+      <w:t>CYNA  ·  CYNA-SFD-001</w:t>
     </w:r>
   </w:p>
 </w:hdr>
@@ -6738,7 +6738,7 @@
         <w:color w:val="626273"/>
         <w:sz w:val="16"/>
       </w:rPr>
-      <w:t>CYNA  ·  CYNA-SFD-002</w:t>
+      <w:t>CYNA  ·  CYNA-SFD-001</w:t>
     </w:r>
   </w:p>
 </w:hdr>
